--- a/agents/output/Chasseur_Missions_2026-08-13.docx
+++ b/agents/output/Chasseur_Missions_2026-08-13.docx
@@ -145,11 +145,11 @@
               <w:br/>
               <w:t>TJM vise : 750 EUR+</w:t>
               <w:br/>
-              <w:t>Missions identifiees ce cycle : 6</w:t>
+              <w:t>Missions identifiees ce cycle : 10</w:t>
               <w:br/>
               <w:t>Missions premium (TJM &gt;= 700EUR) : 0</w:t>
               <w:br/>
-              <w:t>Recommandees en priorite : 0</w:t>
+              <w:t>Recommandees en priorite : 9</w:t>
             </w:r>
           </w:p>
         </w:tc>
@@ -188,7 +188,7 @@
           <w:b w:val="0"/>
           <w:i w:val="0"/>
         </w:rPr>
-        <w:t>1. WorldWide People — Mission freelance 103025/Software Engineer expert en GenAI. Python,Node.js,Java EE (J2EE)- Clermont-Ferrand Clermont-Ferrand (63) | Free-work</w:t>
+        <w:t>1. Product Owner PIM (H/F)</w:t>
       </w:r>
     </w:p>
     <w:p>
@@ -202,8 +202,114 @@
           <w:color w:val="565F6C"/>
           <w:sz w:val="19"/>
         </w:rPr>
-        <w:t>Source : free-work.com | Score : 4.5/10 | TJM : non specific</w:t>
+        <w:t>Source : free-work.com | Score : 6.8/10 | TJM : non communiqué</w:t>
       </w:r>
+    </w:p>
+    <w:p>
+      <w:pPr>
+        <w:spacing w:after="40" w:line="264" w:lineRule="auto"/>
+      </w:pPr>
+      <w:r>
+        <w:rPr>
+          <w:rFonts w:ascii="Calibri" w:hAnsi="Calibri"/>
+          <w:color w:val="565F6C"/>
+          <w:sz w:val="19"/>
+        </w:rPr>
+        <w:t xml:space="preserve">Lien : </w:t>
+      </w:r>
+      <w:hyperlink r:id="rId11">
+        <w:r>
+          <w:rPr>
+            <w:color w:val="0563C1"/>
+            <w:u w:val="single"/>
+          </w:rPr>
+          <w:t>https://www.free-work.com/fr/tech-it/job-mission/product-owner/product-owner-pim-h-f-2</w:t>
+        </w:r>
+      </w:hyperlink>
+    </w:p>
+    <w:p>
+      <w:pPr>
+        <w:pStyle w:val="ListBullet"/>
+        <w:spacing w:after="80"/>
+      </w:pPr>
+      <w:r>
+        <w:rPr>
+          <w:rFonts w:ascii="Calibri" w:hAnsi="Calibri"/>
+          <w:sz w:val="21"/>
+        </w:rPr>
+        <w:t>Entreprise : CELAD</w:t>
+      </w:r>
+    </w:p>
+    <w:p>
+      <w:pPr>
+        <w:pStyle w:val="ListBullet"/>
+        <w:spacing w:after="80"/>
+      </w:pPr>
+      <w:r>
+        <w:rPr>
+          <w:rFonts w:ascii="Calibri" w:hAnsi="Calibri"/>
+          <w:sz w:val="21"/>
+        </w:rPr>
+        <w:t>Localisation : Lille</w:t>
+      </w:r>
+    </w:p>
+    <w:p>
+      <w:pPr>
+        <w:pStyle w:val="ListBullet"/>
+        <w:spacing w:after="80"/>
+      </w:pPr>
+      <w:r>
+        <w:rPr>
+          <w:rFonts w:ascii="Calibri" w:hAnsi="Calibri"/>
+          <w:sz w:val="21"/>
+        </w:rPr>
+        <w:t>Description : Dans le cadre d’un projet de transformation digitale, nous recherchons un Product Owner disposant d’une expérience sur des projets PIM.</w:t>
+      </w:r>
+    </w:p>
+    <w:p>
+      <w:pPr>
+        <w:pStyle w:val="ListBullet"/>
+        <w:spacing w:after="80"/>
+      </w:pPr>
+      <w:r>
+        <w:rPr>
+          <w:rFonts w:ascii="Calibri" w:hAnsi="Calibri"/>
+          <w:sz w:val="21"/>
+        </w:rPr>
+        <w:t>Fit competences : product owner, transformation, scrum master</w:t>
+      </w:r>
+    </w:p>
+    <w:p>
+      <w:pPr>
+        <w:spacing w:after="120" w:line="264" w:lineRule="auto"/>
+      </w:pPr>
+      <w:r>
+        <w:rPr>
+          <w:rFonts w:ascii="Calibri" w:hAnsi="Calibri"/>
+          <w:b/>
+          <w:color w:val="C87800"/>
+        </w:rPr>
+        <w:t>Decision : POSTULER</w:t>
+      </w:r>
+    </w:p>
+    <w:p>
+      <w:pPr>
+        <w:pStyle w:val="Heading3"/>
+        <w:spacing w:line="264" w:lineRule="auto"/>
+      </w:pPr>
+      <w:r>
+        <w:rPr>
+          <w:rFonts w:ascii="Calibri" w:hAnsi="Calibri"/>
+          <w:b w:val="0"/>
+          <w:i w:val="0"/>
+        </w:rPr>
+        <w:t>2. Product Owner Services Numeriques</w:t>
+      </w:r>
+    </w:p>
+    <w:p>
+      <w:pPr>
+        <w:spacing w:after="40" w:line="264" w:lineRule="auto"/>
+      </w:pPr>
       <w:r>
         <w:rPr>
           <w:rFonts w:ascii="Calibri" w:hAnsi="Calibri"/>
@@ -211,15 +317,28 @@
           <w:color w:val="565F6C"/>
           <w:sz w:val="19"/>
         </w:rPr>
-        <w:t xml:space="preserve"> | </w:t>
+        <w:t>Source : free-work.com | Score : 6.2/10 | TJM : non communiqué</w:t>
       </w:r>
-      <w:hyperlink r:id="rId11">
+    </w:p>
+    <w:p>
+      <w:pPr>
+        <w:spacing w:after="40" w:line="264" w:lineRule="auto"/>
+      </w:pPr>
+      <w:r>
+        <w:rPr>
+          <w:rFonts w:ascii="Calibri" w:hAnsi="Calibri"/>
+          <w:color w:val="565F6C"/>
+          <w:sz w:val="19"/>
+        </w:rPr>
+        <w:t xml:space="preserve">Lien : </w:t>
+      </w:r>
+      <w:hyperlink r:id="rId12">
         <w:r>
           <w:rPr>
             <w:color w:val="0563C1"/>
             <w:u w:val="single"/>
           </w:rPr>
-          <w:t>https://www.free-work.com/fr/tech-it/job-mission/developpeur-java-kotlin-groovy-scala/103025-software-engineer-expert-en-genai-python-node-js-java-ee-j2ee-clermont-ferrand</w:t>
+          <w:t>https://www.free-work.com/fr/tech-it/job-mission/product-owner/product-owner-services-numeriques</w:t>
         </w:r>
       </w:hyperlink>
     </w:p>
@@ -233,7 +352,7 @@
           <w:rFonts w:ascii="Calibri" w:hAnsi="Calibri"/>
           <w:sz w:val="21"/>
         </w:rPr>
-        <w:t>Description : Software Engineer expert en GenAI. GCP Generative AI,Python,Node.js,Java EE (J2EE),Generative AI- Clermont-Ferrand Un bon niveau d’anglais est indispensable, les membres de</w:t>
+        <w:t>Entreprise : Avanda</w:t>
       </w:r>
     </w:p>
     <w:p>
@@ -246,7 +365,46 @@
           <w:rFonts w:ascii="Calibri" w:hAnsi="Calibri"/>
           <w:sz w:val="21"/>
         </w:rPr>
-        <w:t>Fit competences : worldwide</w:t>
+        <w:t>Localisation : Annecy</w:t>
+      </w:r>
+    </w:p>
+    <w:p>
+      <w:pPr>
+        <w:pStyle w:val="ListBullet"/>
+        <w:spacing w:after="80"/>
+      </w:pPr>
+      <w:r>
+        <w:rPr>
+          <w:rFonts w:ascii="Calibri" w:hAnsi="Calibri"/>
+          <w:sz w:val="21"/>
+        </w:rPr>
+        <w:t>Description : Notre client, un large employeur de la région lémanique avec plus de 10K employés, recherche actuellement à s'adjoindre les services d'un(e) Product Owner, dédié aux services numériques liés aux autorisations de construire.</w:t>
+      </w:r>
+    </w:p>
+    <w:p>
+      <w:pPr>
+        <w:pStyle w:val="ListBullet"/>
+        <w:spacing w:after="80"/>
+      </w:pPr>
+      <w:r>
+        <w:rPr>
+          <w:rFonts w:ascii="Calibri" w:hAnsi="Calibri"/>
+          <w:sz w:val="21"/>
+        </w:rPr>
+        <w:t>Fit competences : product owner, delivery manager</w:t>
+      </w:r>
+    </w:p>
+    <w:p>
+      <w:pPr>
+        <w:pStyle w:val="ListBullet"/>
+        <w:spacing w:after="80"/>
+      </w:pPr>
+      <w:r>
+        <w:rPr>
+          <w:rFonts w:ascii="Calibri" w:hAnsi="Calibri"/>
+          <w:sz w:val="21"/>
+        </w:rPr>
+        <w:t>Secteur concordant : services</w:t>
       </w:r>
     </w:p>
     <w:p>
@@ -257,9 +415,9 @@
         <w:rPr>
           <w:rFonts w:ascii="Calibri" w:hAnsi="Calibri"/>
           <w:b/>
-          <w:color w:val="565F6C"/>
+          <w:color w:val="C87800"/>
         </w:rPr>
-        <w:t>Decision : A QUALIFIER</w:t>
+        <w:t>Decision : POSTULER</w:t>
       </w:r>
     </w:p>
     <w:p>
@@ -273,7 +431,7 @@
           <w:b w:val="0"/>
           <w:i w:val="0"/>
         </w:rPr>
-        <w:t>2. 9 Offres d'emploi Consultant / Étude / Conseil en Tunisie | Keejob</w:t>
+        <w:t>3. Product Owner Service Numerique</w:t>
       </w:r>
     </w:p>
     <w:p>
@@ -287,8 +445,127 @@
           <w:color w:val="565F6C"/>
           <w:sz w:val="19"/>
         </w:rPr>
-        <w:t>Source : keejob.com | Score : 4.4/10 | TJM : non specific</w:t>
+        <w:t>Source : free-work.com | Score : 6.2/10 | TJM : non communiqué</w:t>
       </w:r>
+    </w:p>
+    <w:p>
+      <w:pPr>
+        <w:spacing w:after="40" w:line="264" w:lineRule="auto"/>
+      </w:pPr>
+      <w:r>
+        <w:rPr>
+          <w:rFonts w:ascii="Calibri" w:hAnsi="Calibri"/>
+          <w:color w:val="565F6C"/>
+          <w:sz w:val="19"/>
+        </w:rPr>
+        <w:t xml:space="preserve">Lien : </w:t>
+      </w:r>
+      <w:hyperlink r:id="rId13">
+        <w:r>
+          <w:rPr>
+            <w:color w:val="0563C1"/>
+            <w:u w:val="single"/>
+          </w:rPr>
+          <w:t>https://www.free-work.com/fr/tech-it/job-mission/product-owner/product-owner-service-numerique</w:t>
+        </w:r>
+      </w:hyperlink>
+    </w:p>
+    <w:p>
+      <w:pPr>
+        <w:pStyle w:val="ListBullet"/>
+        <w:spacing w:after="80"/>
+      </w:pPr>
+      <w:r>
+        <w:rPr>
+          <w:rFonts w:ascii="Calibri" w:hAnsi="Calibri"/>
+          <w:sz w:val="21"/>
+        </w:rPr>
+        <w:t>Entreprise : Avanda</w:t>
+      </w:r>
+    </w:p>
+    <w:p>
+      <w:pPr>
+        <w:pStyle w:val="ListBullet"/>
+        <w:spacing w:after="80"/>
+      </w:pPr>
+      <w:r>
+        <w:rPr>
+          <w:rFonts w:ascii="Calibri" w:hAnsi="Calibri"/>
+          <w:sz w:val="21"/>
+        </w:rPr>
+        <w:t>Localisation : Annecy</w:t>
+      </w:r>
+    </w:p>
+    <w:p>
+      <w:pPr>
+        <w:pStyle w:val="ListBullet"/>
+        <w:spacing w:after="80"/>
+      </w:pPr>
+      <w:r>
+        <w:rPr>
+          <w:rFonts w:ascii="Calibri" w:hAnsi="Calibri"/>
+          <w:sz w:val="21"/>
+        </w:rPr>
+        <w:t>Description : Notre client, un large employeur de la région lémanique avec plus de 10K employés, recherche actuellement à s'adjoindre les services d'un(e) Product Owner, dédié aux services numériques liés au territoire et à l'environnement.</w:t>
+      </w:r>
+    </w:p>
+    <w:p>
+      <w:pPr>
+        <w:pStyle w:val="ListBullet"/>
+        <w:spacing w:after="80"/>
+      </w:pPr>
+      <w:r>
+        <w:rPr>
+          <w:rFonts w:ascii="Calibri" w:hAnsi="Calibri"/>
+          <w:sz w:val="21"/>
+        </w:rPr>
+        <w:t>Fit competences : product owner, delivery manager</w:t>
+      </w:r>
+    </w:p>
+    <w:p>
+      <w:pPr>
+        <w:pStyle w:val="ListBullet"/>
+        <w:spacing w:after="80"/>
+      </w:pPr>
+      <w:r>
+        <w:rPr>
+          <w:rFonts w:ascii="Calibri" w:hAnsi="Calibri"/>
+          <w:sz w:val="21"/>
+        </w:rPr>
+        <w:t>Secteur concordant : services</w:t>
+      </w:r>
+    </w:p>
+    <w:p>
+      <w:pPr>
+        <w:spacing w:after="120" w:line="264" w:lineRule="auto"/>
+      </w:pPr>
+      <w:r>
+        <w:rPr>
+          <w:rFonts w:ascii="Calibri" w:hAnsi="Calibri"/>
+          <w:b/>
+          <w:color w:val="C87800"/>
+        </w:rPr>
+        <w:t>Decision : POSTULER</w:t>
+      </w:r>
+    </w:p>
+    <w:p>
+      <w:pPr>
+        <w:pStyle w:val="Heading3"/>
+        <w:spacing w:line="264" w:lineRule="auto"/>
+      </w:pPr>
+      <w:r>
+        <w:rPr>
+          <w:rFonts w:ascii="Calibri" w:hAnsi="Calibri"/>
+          <w:b w:val="0"/>
+          <w:i w:val="0"/>
+        </w:rPr>
+        <w:t>4. Product Owner</w:t>
+      </w:r>
+    </w:p>
+    <w:p>
+      <w:pPr>
+        <w:spacing w:after="40" w:line="264" w:lineRule="auto"/>
+      </w:pPr>
       <w:r>
         <w:rPr>
           <w:rFonts w:ascii="Calibri" w:hAnsi="Calibri"/>
@@ -296,15 +573,28 @@
           <w:color w:val="565F6C"/>
           <w:sz w:val="19"/>
         </w:rPr>
-        <w:t xml:space="preserve"> | </w:t>
+        <w:t>Source : free-work.com | Score : 5.9/10 | TJM : non communiqué</w:t>
       </w:r>
-      <w:hyperlink r:id="rId12">
+    </w:p>
+    <w:p>
+      <w:pPr>
+        <w:spacing w:after="40" w:line="264" w:lineRule="auto"/>
+      </w:pPr>
+      <w:r>
+        <w:rPr>
+          <w:rFonts w:ascii="Calibri" w:hAnsi="Calibri"/>
+          <w:color w:val="565F6C"/>
+          <w:sz w:val="19"/>
+        </w:rPr>
+        <w:t xml:space="preserve">Lien : </w:t>
+      </w:r>
+      <w:hyperlink r:id="rId14">
         <w:r>
           <w:rPr>
             <w:color w:val="0563C1"/>
             <w:u w:val="single"/>
           </w:rPr>
-          <w:t>https://www.keejob.com/offres-emploi/metiers/recrutement-consultant-etude-conseil/</w:t>
+          <w:t>https://www.free-work.com/fr/tech-it/job-mission/product-owner/product-owner-1365</w:t>
         </w:r>
       </w:hyperlink>
     </w:p>
@@ -318,7 +608,7 @@
           <w:rFonts w:ascii="Calibri" w:hAnsi="Calibri"/>
           <w:sz w:val="21"/>
         </w:rPr>
-        <w:t>Description : Découvrez 9 offres d'emploi pour Consultant / Étude / Conseil en Tunisie. Trouvez votre prochain poste et postulez facilement sur Keejob.</w:t>
+        <w:t>Entreprise : WIKEYS</w:t>
       </w:r>
     </w:p>
     <w:p>
@@ -331,7 +621,33 @@
           <w:rFonts w:ascii="Calibri" w:hAnsi="Calibri"/>
           <w:sz w:val="21"/>
         </w:rPr>
-        <w:t>Fit competences : consultant, conseil</w:t>
+        <w:t>Localisation : Bruxelles</w:t>
+      </w:r>
+    </w:p>
+    <w:p>
+      <w:pPr>
+        <w:pStyle w:val="ListBullet"/>
+        <w:spacing w:after="80"/>
+      </w:pPr>
+      <w:r>
+        <w:rPr>
+          <w:rFonts w:ascii="Calibri" w:hAnsi="Calibri"/>
+          <w:sz w:val="21"/>
+        </w:rPr>
+        <w:t>Description : Contexte de la mission Dans le cadre de la transformation digitale de son activité dédiée aux avantages sociaux et aux solutions de protection des employés, notre client recherche un Product Owner Employee Benefits. Vos responsabilités Définir et porter la vision produit, la roadmap et les priorités des solutions Emplo…</w:t>
+      </w:r>
+    </w:p>
+    <w:p>
+      <w:pPr>
+        <w:pStyle w:val="ListBullet"/>
+        <w:spacing w:after="80"/>
+      </w:pPr>
+      <w:r>
+        <w:rPr>
+          <w:rFonts w:ascii="Calibri" w:hAnsi="Calibri"/>
+          <w:sz w:val="21"/>
+        </w:rPr>
+        <w:t>Fit competences : product owner, transformation</w:t>
       </w:r>
     </w:p>
     <w:p>
@@ -342,9 +658,9 @@
         <w:rPr>
           <w:rFonts w:ascii="Calibri" w:hAnsi="Calibri"/>
           <w:b/>
-          <w:color w:val="565F6C"/>
+          <w:color w:val="C87800"/>
         </w:rPr>
-        <w:t>Decision : A QUALIFIER</w:t>
+        <w:t>Decision : POSTULER</w:t>
       </w:r>
     </w:p>
     <w:p>
@@ -358,7 +674,7 @@
           <w:b w:val="0"/>
           <w:i w:val="0"/>
         </w:rPr>
-        <w:t>3. Product Hunt – The best new products in tech.</w:t>
+        <w:t>5. Product Owner / Proxy Product Owner (PPO) (5 à 7 ans d'expériences) Agile Scrum/be</w:t>
       </w:r>
     </w:p>
     <w:p>
@@ -372,8 +688,114 @@
           <w:color w:val="565F6C"/>
           <w:sz w:val="19"/>
         </w:rPr>
-        <w:t>Source : producthunt.com | Score : 3.7/10 | TJM : non specific</w:t>
+        <w:t>Source : free-work.com | Score : 5.9/10 | TJM : non communiqué</w:t>
       </w:r>
+    </w:p>
+    <w:p>
+      <w:pPr>
+        <w:spacing w:after="40" w:line="264" w:lineRule="auto"/>
+      </w:pPr>
+      <w:r>
+        <w:rPr>
+          <w:rFonts w:ascii="Calibri" w:hAnsi="Calibri"/>
+          <w:color w:val="565F6C"/>
+          <w:sz w:val="19"/>
+        </w:rPr>
+        <w:t xml:space="preserve">Lien : </w:t>
+      </w:r>
+      <w:hyperlink r:id="rId15">
+        <w:r>
+          <w:rPr>
+            <w:color w:val="0563C1"/>
+            <w:u w:val="single"/>
+          </w:rPr>
+          <w:t>https://www.free-work.com/fr/tech-it/job-mission/scrum-master/product-owner-proxy-product-owner-ppo-5-a-7-ans-dexperiences-agile-scrum-be</w:t>
+        </w:r>
+      </w:hyperlink>
+    </w:p>
+    <w:p>
+      <w:pPr>
+        <w:pStyle w:val="ListBullet"/>
+        <w:spacing w:after="80"/>
+      </w:pPr>
+      <w:r>
+        <w:rPr>
+          <w:rFonts w:ascii="Calibri" w:hAnsi="Calibri"/>
+          <w:sz w:val="21"/>
+        </w:rPr>
+        <w:t>Entreprise : WorldWide People</w:t>
+      </w:r>
+    </w:p>
+    <w:p>
+      <w:pPr>
+        <w:pStyle w:val="ListBullet"/>
+        <w:spacing w:after="80"/>
+      </w:pPr>
+      <w:r>
+        <w:rPr>
+          <w:rFonts w:ascii="Calibri" w:hAnsi="Calibri"/>
+          <w:sz w:val="21"/>
+        </w:rPr>
+        <w:t>Localisation : Paris</w:t>
+      </w:r>
+    </w:p>
+    <w:p>
+      <w:pPr>
+        <w:pStyle w:val="ListBullet"/>
+        <w:spacing w:after="80"/>
+      </w:pPr>
+      <w:r>
+        <w:rPr>
+          <w:rFonts w:ascii="Calibri" w:hAnsi="Calibri"/>
+          <w:sz w:val="21"/>
+        </w:rPr>
+        <w:t>Description : Product Owner / Proxy Product Owner (PPO) (5 à 7 ans d'expériences) Agile Scrum, Kanban, Jira, Confluence, React, Node.js, TypeScript, PostgreSQL, Bootstrap, PHP7, API &amp; flux applicatifs, Recette fonctionnelle, Pilotage Build &amp; Run 14/09/2026 3 ans de mission Paris ( 3 jours par semaine) Agile Scrum, Kanban, Jira, Conf…</w:t>
+      </w:r>
+    </w:p>
+    <w:p>
+      <w:pPr>
+        <w:pStyle w:val="ListBullet"/>
+        <w:spacing w:after="80"/>
+      </w:pPr>
+      <w:r>
+        <w:rPr>
+          <w:rFonts w:ascii="Calibri" w:hAnsi="Calibri"/>
+          <w:sz w:val="21"/>
+        </w:rPr>
+        <w:t>Fit competences : product owner, consultant</w:t>
+      </w:r>
+    </w:p>
+    <w:p>
+      <w:pPr>
+        <w:spacing w:after="120" w:line="264" w:lineRule="auto"/>
+      </w:pPr>
+      <w:r>
+        <w:rPr>
+          <w:rFonts w:ascii="Calibri" w:hAnsi="Calibri"/>
+          <w:b/>
+          <w:color w:val="C87800"/>
+        </w:rPr>
+        <w:t>Decision : POSTULER</w:t>
+      </w:r>
+    </w:p>
+    <w:p>
+      <w:pPr>
+        <w:pStyle w:val="Heading3"/>
+        <w:spacing w:line="264" w:lineRule="auto"/>
+      </w:pPr>
+      <w:r>
+        <w:rPr>
+          <w:rFonts w:ascii="Calibri" w:hAnsi="Calibri"/>
+          <w:b w:val="0"/>
+          <w:i w:val="0"/>
+        </w:rPr>
+        <w:t>6. ITSM Platform Architect / Technical Product Owner</w:t>
+      </w:r>
+    </w:p>
+    <w:p>
+      <w:pPr>
+        <w:spacing w:after="40" w:line="264" w:lineRule="auto"/>
+      </w:pPr>
       <w:r>
         <w:rPr>
           <w:rFonts w:ascii="Calibri" w:hAnsi="Calibri"/>
@@ -381,15 +803,28 @@
           <w:color w:val="565F6C"/>
           <w:sz w:val="19"/>
         </w:rPr>
-        <w:t xml:space="preserve"> | </w:t>
+        <w:t>Source : free-work.com | Score : 5.9/10 | TJM : non communiqué</w:t>
       </w:r>
-      <w:hyperlink r:id="rId13">
+    </w:p>
+    <w:p>
+      <w:pPr>
+        <w:spacing w:after="40" w:line="264" w:lineRule="auto"/>
+      </w:pPr>
+      <w:r>
+        <w:rPr>
+          <w:rFonts w:ascii="Calibri" w:hAnsi="Calibri"/>
+          <w:color w:val="565F6C"/>
+          <w:sz w:val="19"/>
+        </w:rPr>
+        <w:t xml:space="preserve">Lien : </w:t>
+      </w:r>
+      <w:hyperlink r:id="rId16">
         <w:r>
           <w:rPr>
             <w:color w:val="0563C1"/>
             <w:u w:val="single"/>
           </w:rPr>
-          <w:t>https://www.producthunt.com/</w:t>
+          <w:t>https://www.free-work.com/fr/tech-it/job-mission/product-owner/itsm-platform-architect-technical-product-owner</w:t>
         </w:r>
       </w:hyperlink>
     </w:p>
@@ -403,7 +838,7 @@
           <w:rFonts w:ascii="Calibri" w:hAnsi="Calibri"/>
           <w:sz w:val="21"/>
         </w:rPr>
-        <w:t>Description : Product Hunt is a curation of the best new products, every day. Discover the latest mobile apps, websites, and technology products that everyone's talking about.</w:t>
+        <w:t>Entreprise : LeHibou</w:t>
       </w:r>
     </w:p>
     <w:p>
@@ -416,7 +851,33 @@
           <w:rFonts w:ascii="Calibri" w:hAnsi="Calibri"/>
           <w:sz w:val="21"/>
         </w:rPr>
-        <w:t>Fit competences : mobile</w:t>
+        <w:t>Localisation : Paris</w:t>
+      </w:r>
+    </w:p>
+    <w:p>
+      <w:pPr>
+        <w:pStyle w:val="ListBullet"/>
+        <w:spacing w:after="80"/>
+      </w:pPr>
+      <w:r>
+        <w:rPr>
+          <w:rFonts w:ascii="Calibri" w:hAnsi="Calibri"/>
+          <w:sz w:val="21"/>
+        </w:rPr>
+        <w:t>Description : Notre client dans le secteur Industrie recherche un/une ITSM Platform Architect / Technical Product Owner H/F Description de la mission : Responsabilités : Définir l’ architecture et le design de la plateforme ITSM et garantir sa performance et son évolutivité. Participer au renouvellement de l’outil ITSM , au RFP et p…</w:t>
+      </w:r>
+    </w:p>
+    <w:p>
+      <w:pPr>
+        <w:pStyle w:val="ListBullet"/>
+        <w:spacing w:after="80"/>
+      </w:pPr>
+      <w:r>
+        <w:rPr>
+          <w:rFonts w:ascii="Calibri" w:hAnsi="Calibri"/>
+          <w:sz w:val="21"/>
+        </w:rPr>
+        <w:t>Fit competences : product owner, transformation</w:t>
       </w:r>
     </w:p>
     <w:p>
@@ -427,9 +888,9 @@
         <w:rPr>
           <w:rFonts w:ascii="Calibri" w:hAnsi="Calibri"/>
           <w:b/>
-          <w:color w:val="565F6C"/>
+          <w:color w:val="C87800"/>
         </w:rPr>
-        <w:t>Decision : A QUALIFIER</w:t>
+        <w:t>Decision : POSTULER</w:t>
       </w:r>
     </w:p>
     <w:p>
@@ -443,7 +904,7 @@
           <w:b w:val="0"/>
           <w:i w:val="0"/>
         </w:rPr>
-        <w:t>4. Offres d'emploi : Consultant en Tunisie | Optioncarriere</w:t>
+        <w:t>7. Product Owner - Cleva H/F</w:t>
       </w:r>
     </w:p>
     <w:p>
@@ -457,8 +918,127 @@
           <w:color w:val="565F6C"/>
           <w:sz w:val="19"/>
         </w:rPr>
-        <w:t>Source : optioncarriere.tn | Score : 3.7/10 | TJM : non specific</w:t>
+        <w:t>Source : free-work.com | Score : 5.9/10 | TJM : non communiqué</w:t>
       </w:r>
+    </w:p>
+    <w:p>
+      <w:pPr>
+        <w:spacing w:after="40" w:line="264" w:lineRule="auto"/>
+      </w:pPr>
+      <w:r>
+        <w:rPr>
+          <w:rFonts w:ascii="Calibri" w:hAnsi="Calibri"/>
+          <w:color w:val="565F6C"/>
+          <w:sz w:val="19"/>
+        </w:rPr>
+        <w:t xml:space="preserve">Lien : </w:t>
+      </w:r>
+      <w:hyperlink r:id="rId17">
+        <w:r>
+          <w:rPr>
+            <w:color w:val="0563C1"/>
+            <w:u w:val="single"/>
+          </w:rPr>
+          <w:t>https://www.free-work.com/fr/tech-it/job-mission/product-owner/product-owner-cleva-h-f-6</w:t>
+        </w:r>
+      </w:hyperlink>
+    </w:p>
+    <w:p>
+      <w:pPr>
+        <w:pStyle w:val="ListBullet"/>
+        <w:spacing w:after="80"/>
+      </w:pPr>
+      <w:r>
+        <w:rPr>
+          <w:rFonts w:ascii="Calibri" w:hAnsi="Calibri"/>
+          <w:sz w:val="21"/>
+        </w:rPr>
+        <w:t>Entreprise : Grafton</w:t>
+      </w:r>
+    </w:p>
+    <w:p>
+      <w:pPr>
+        <w:pStyle w:val="ListBullet"/>
+        <w:spacing w:after="80"/>
+      </w:pPr>
+      <w:r>
+        <w:rPr>
+          <w:rFonts w:ascii="Calibri" w:hAnsi="Calibri"/>
+          <w:sz w:val="21"/>
+        </w:rPr>
+        <w:t>Localisation : La Chapelle-sur-Erdre</w:t>
+      </w:r>
+    </w:p>
+    <w:p>
+      <w:pPr>
+        <w:pStyle w:val="ListBullet"/>
+        <w:spacing w:after="80"/>
+      </w:pPr>
+      <w:r>
+        <w:rPr>
+          <w:rFonts w:ascii="Calibri" w:hAnsi="Calibri"/>
+          <w:sz w:val="21"/>
+        </w:rPr>
+        <w:t>Duree : 6 mois</w:t>
+      </w:r>
+    </w:p>
+    <w:p>
+      <w:pPr>
+        <w:pStyle w:val="ListBullet"/>
+        <w:spacing w:after="80"/>
+      </w:pPr>
+      <w:r>
+        <w:rPr>
+          <w:rFonts w:ascii="Calibri" w:hAnsi="Calibri"/>
+          <w:sz w:val="21"/>
+        </w:rPr>
+        <w:t>Description : Product Owner Cleva (F/H) Mission de 6 mois - Démarrage le 8 juin 2026 Grafton accompagne l'un de ses clients dans le recrutement d'un Product Owner Cleva afin de renforcer son pôle Projets &amp; Transformation. Vous interviendrez au cœur d'un environnement métier riche (Commercial, Vie du contrat, Indemnisation) et jouere…</w:t>
+      </w:r>
+    </w:p>
+    <w:p>
+      <w:pPr>
+        <w:pStyle w:val="ListBullet"/>
+        <w:spacing w:after="80"/>
+      </w:pPr>
+      <w:r>
+        <w:rPr>
+          <w:rFonts w:ascii="Calibri" w:hAnsi="Calibri"/>
+          <w:sz w:val="21"/>
+        </w:rPr>
+        <w:t>Fit competences : product owner, transformation</w:t>
+      </w:r>
+    </w:p>
+    <w:p>
+      <w:pPr>
+        <w:spacing w:after="120" w:line="264" w:lineRule="auto"/>
+      </w:pPr>
+      <w:r>
+        <w:rPr>
+          <w:rFonts w:ascii="Calibri" w:hAnsi="Calibri"/>
+          <w:b/>
+          <w:color w:val="C87800"/>
+        </w:rPr>
+        <w:t>Decision : POSTULER</w:t>
+      </w:r>
+    </w:p>
+    <w:p>
+      <w:pPr>
+        <w:pStyle w:val="Heading3"/>
+        <w:spacing w:line="264" w:lineRule="auto"/>
+      </w:pPr>
+      <w:r>
+        <w:rPr>
+          <w:rFonts w:ascii="Calibri" w:hAnsi="Calibri"/>
+          <w:b w:val="0"/>
+          <w:i w:val="0"/>
+        </w:rPr>
+        <w:t>8. Consultant Technique ServiceNow</w:t>
+      </w:r>
+    </w:p>
+    <w:p>
+      <w:pPr>
+        <w:spacing w:after="40" w:line="264" w:lineRule="auto"/>
+      </w:pPr>
       <w:r>
         <w:rPr>
           <w:rFonts w:ascii="Calibri" w:hAnsi="Calibri"/>
@@ -466,15 +1046,28 @@
           <w:color w:val="565F6C"/>
           <w:sz w:val="19"/>
         </w:rPr>
-        <w:t xml:space="preserve"> | </w:t>
+        <w:t>Source : free-work.com | Score : 5.6/10 | TJM : non communiqué</w:t>
       </w:r>
-      <w:hyperlink r:id="rId14">
+    </w:p>
+    <w:p>
+      <w:pPr>
+        <w:spacing w:after="40" w:line="264" w:lineRule="auto"/>
+      </w:pPr>
+      <w:r>
+        <w:rPr>
+          <w:rFonts w:ascii="Calibri" w:hAnsi="Calibri"/>
+          <w:color w:val="565F6C"/>
+          <w:sz w:val="19"/>
+        </w:rPr>
+        <w:t xml:space="preserve">Lien : </w:t>
+      </w:r>
+      <w:hyperlink r:id="rId18">
         <w:r>
           <w:rPr>
             <w:color w:val="0563C1"/>
             <w:u w:val="single"/>
           </w:rPr>
-          <w:t>https://www.optioncarriere.tn/emploi-consultant</w:t>
+          <w:t>https://www.free-work.com/fr/tech-it/job-mission/consultant-technique/consultant-technique-servicenow-7</w:t>
         </w:r>
       </w:hyperlink>
     </w:p>
@@ -488,7 +1081,33 @@
           <w:rFonts w:ascii="Calibri" w:hAnsi="Calibri"/>
           <w:sz w:val="21"/>
         </w:rPr>
-        <w:t>Description : Consultez nos 47 offres d'emploi Consultant en Tunisie en CDI ou CDD publiées sur Optioncarriere. Tous les postes à pourvoir en une seule recherche.</w:t>
+        <w:t>Entreprise : Avanda</w:t>
+      </w:r>
+    </w:p>
+    <w:p>
+      <w:pPr>
+        <w:pStyle w:val="ListBullet"/>
+        <w:spacing w:after="80"/>
+      </w:pPr>
+      <w:r>
+        <w:rPr>
+          <w:rFonts w:ascii="Calibri" w:hAnsi="Calibri"/>
+          <w:sz w:val="21"/>
+        </w:rPr>
+        <w:t>Localisation : Annecy</w:t>
+      </w:r>
+    </w:p>
+    <w:p>
+      <w:pPr>
+        <w:pStyle w:val="ListBullet"/>
+        <w:spacing w:after="80"/>
+      </w:pPr>
+      <w:r>
+        <w:rPr>
+          <w:rFonts w:ascii="Calibri" w:hAnsi="Calibri"/>
+          <w:sz w:val="21"/>
+        </w:rPr>
+        <w:t>Description : Notre client, un acteur majeur de l'arc lémanique, employant plus de 10'000 personnes, renforce ses équipes IT et recherche un(e) Consultant technique ServiceNow – Développeur confirmé. Vous rejoindrez une équipe pluridisciplinaire (chefs de projet, architectes, gestionnaires de service, analystes métier, développeurs)…</w:t>
       </w:r>
     </w:p>
     <w:p>
@@ -506,15 +1125,28 @@
     </w:p>
     <w:p>
       <w:pPr>
+        <w:pStyle w:val="ListBullet"/>
+        <w:spacing w:after="80"/>
+      </w:pPr>
+      <w:r>
+        <w:rPr>
+          <w:rFonts w:ascii="Calibri" w:hAnsi="Calibri"/>
+          <w:sz w:val="21"/>
+        </w:rPr>
+        <w:t>Secteur concordant : services</w:t>
+      </w:r>
+    </w:p>
+    <w:p>
+      <w:pPr>
         <w:spacing w:after="120" w:line="264" w:lineRule="auto"/>
       </w:pPr>
       <w:r>
         <w:rPr>
           <w:rFonts w:ascii="Calibri" w:hAnsi="Calibri"/>
           <w:b/>
-          <w:color w:val="565F6C"/>
+          <w:color w:val="C87800"/>
         </w:rPr>
-        <w:t>Decision : A QUALIFIER</w:t>
+        <w:t>Decision : POSTULER</w:t>
       </w:r>
     </w:p>
     <w:p>
@@ -528,7 +1160,7 @@
           <w:b w:val="0"/>
           <w:i w:val="0"/>
         </w:rPr>
-        <w:t>5. LCI - Le Consultant Ingenierie</w:t>
+        <w:t>9. Digital Product Owner E-commerce (H/F)</w:t>
       </w:r>
     </w:p>
     <w:p>
@@ -542,8 +1174,127 @@
           <w:color w:val="565F6C"/>
           <w:sz w:val="19"/>
         </w:rPr>
-        <w:t>Source : lci.com.tn | Score : 3.7/10 | TJM : non specific</w:t>
+        <w:t>Source : free-work.com | Score : 5.6/10 | TJM : non communiqué</w:t>
       </w:r>
+    </w:p>
+    <w:p>
+      <w:pPr>
+        <w:spacing w:after="40" w:line="264" w:lineRule="auto"/>
+      </w:pPr>
+      <w:r>
+        <w:rPr>
+          <w:rFonts w:ascii="Calibri" w:hAnsi="Calibri"/>
+          <w:color w:val="565F6C"/>
+          <w:sz w:val="19"/>
+        </w:rPr>
+        <w:t xml:space="preserve">Lien : </w:t>
+      </w:r>
+      <w:hyperlink r:id="rId19">
+        <w:r>
+          <w:rPr>
+            <w:color w:val="0563C1"/>
+            <w:u w:val="single"/>
+          </w:rPr>
+          <w:t>https://www.free-work.com/fr/tech-it/job-mission/chef-de-projet-e-commerce/digital-product-owner-e-commerce-h-f</w:t>
+        </w:r>
+      </w:hyperlink>
+    </w:p>
+    <w:p>
+      <w:pPr>
+        <w:pStyle w:val="ListBullet"/>
+        <w:spacing w:after="80"/>
+      </w:pPr>
+      <w:r>
+        <w:rPr>
+          <w:rFonts w:ascii="Calibri" w:hAnsi="Calibri"/>
+          <w:sz w:val="21"/>
+        </w:rPr>
+        <w:t>Entreprise : FRISBEE PROFILING</w:t>
+      </w:r>
+    </w:p>
+    <w:p>
+      <w:pPr>
+        <w:pStyle w:val="ListBullet"/>
+        <w:spacing w:after="80"/>
+      </w:pPr>
+      <w:r>
+        <w:rPr>
+          <w:rFonts w:ascii="Calibri" w:hAnsi="Calibri"/>
+          <w:sz w:val="21"/>
+        </w:rPr>
+        <w:t>Localisation : Essonne</w:t>
+      </w:r>
+    </w:p>
+    <w:p>
+      <w:pPr>
+        <w:pStyle w:val="ListBullet"/>
+        <w:spacing w:after="80"/>
+      </w:pPr>
+      <w:r>
+        <w:rPr>
+          <w:rFonts w:ascii="Calibri" w:hAnsi="Calibri"/>
+          <w:sz w:val="21"/>
+        </w:rPr>
+        <w:t>Description : Nous cherchons pour notre client un Digital Product Owner (H/F). Vous piloterez l’ensemble des projets d’évolutions d'un site e-commerce , en étroite collaboration avec les équipes Informatique, Digital, CRM/Data...</w:t>
+      </w:r>
+    </w:p>
+    <w:p>
+      <w:pPr>
+        <w:pStyle w:val="ListBullet"/>
+        <w:spacing w:after="80"/>
+      </w:pPr>
+      <w:r>
+        <w:rPr>
+          <w:rFonts w:ascii="Calibri" w:hAnsi="Calibri"/>
+          <w:sz w:val="21"/>
+        </w:rPr>
+        <w:t>Fit competences : product owner</w:t>
+      </w:r>
+    </w:p>
+    <w:p>
+      <w:pPr>
+        <w:pStyle w:val="ListBullet"/>
+        <w:spacing w:after="80"/>
+      </w:pPr>
+      <w:r>
+        <w:rPr>
+          <w:rFonts w:ascii="Calibri" w:hAnsi="Calibri"/>
+          <w:sz w:val="21"/>
+        </w:rPr>
+        <w:t>Secteur concordant : services</w:t>
+      </w:r>
+    </w:p>
+    <w:p>
+      <w:pPr>
+        <w:spacing w:after="120" w:line="264" w:lineRule="auto"/>
+      </w:pPr>
+      <w:r>
+        <w:rPr>
+          <w:rFonts w:ascii="Calibri" w:hAnsi="Calibri"/>
+          <w:b/>
+          <w:color w:val="C87800"/>
+        </w:rPr>
+        <w:t>Decision : POSTULER</w:t>
+      </w:r>
+    </w:p>
+    <w:p>
+      <w:pPr>
+        <w:pStyle w:val="Heading3"/>
+        <w:spacing w:line="264" w:lineRule="auto"/>
+      </w:pPr>
+      <w:r>
+        <w:rPr>
+          <w:rFonts w:ascii="Calibri" w:hAnsi="Calibri"/>
+          <w:b w:val="0"/>
+          <w:i w:val="0"/>
+        </w:rPr>
+        <w:t>10. Chef de Projet IT Senior</w:t>
+      </w:r>
+    </w:p>
+    <w:p>
+      <w:pPr>
+        <w:spacing w:after="40" w:line="264" w:lineRule="auto"/>
+      </w:pPr>
       <w:r>
         <w:rPr>
           <w:rFonts w:ascii="Calibri" w:hAnsi="Calibri"/>
@@ -551,15 +1302,28 @@
           <w:color w:val="565F6C"/>
           <w:sz w:val="19"/>
         </w:rPr>
-        <w:t xml:space="preserve"> | </w:t>
+        <w:t>Source : free-work.com | Score : 5.3/10 | TJM : non communiqué</w:t>
       </w:r>
-      <w:hyperlink r:id="rId15">
+    </w:p>
+    <w:p>
+      <w:pPr>
+        <w:spacing w:after="40" w:line="264" w:lineRule="auto"/>
+      </w:pPr>
+      <w:r>
+        <w:rPr>
+          <w:rFonts w:ascii="Calibri" w:hAnsi="Calibri"/>
+          <w:color w:val="565F6C"/>
+          <w:sz w:val="19"/>
+        </w:rPr>
+        <w:t xml:space="preserve">Lien : </w:t>
+      </w:r>
+      <w:hyperlink r:id="rId20">
         <w:r>
           <w:rPr>
             <w:color w:val="0563C1"/>
             <w:u w:val="single"/>
           </w:rPr>
-          <w:t>https://www.lci.com.tn/</w:t>
+          <w:t>https://www.free-work.com/fr/tech-it/job-mission/assistant-chef-de-projet/chef-de-projet-it-senior-31</w:t>
         </w:r>
       </w:hyperlink>
     </w:p>
@@ -573,7 +1337,7 @@
           <w:rFonts w:ascii="Calibri" w:hAnsi="Calibri"/>
           <w:sz w:val="21"/>
         </w:rPr>
-        <w:t>Description : La mission de contrôle technique et de suivi des travaux a pour principal objectif d’assister le donneur d’ordre à la prévention des aléas techniques susceptibles de se produire. Les études d’exécution (EXE) doivent permettre la réalisation de l’ouvrage.</w:t>
+        <w:t>Entreprise : Avanda</w:t>
       </w:r>
     </w:p>
     <w:p>
@@ -586,67 +1350,8 @@
           <w:rFonts w:ascii="Calibri" w:hAnsi="Calibri"/>
           <w:sz w:val="21"/>
         </w:rPr>
-        <w:t>Fit competences : consultant</w:t>
+        <w:t>Localisation : Annecy</w:t>
       </w:r>
-    </w:p>
-    <w:p>
-      <w:pPr>
-        <w:spacing w:after="120" w:line="264" w:lineRule="auto"/>
-      </w:pPr>
-      <w:r>
-        <w:rPr>
-          <w:rFonts w:ascii="Calibri" w:hAnsi="Calibri"/>
-          <w:b/>
-          <w:color w:val="565F6C"/>
-        </w:rPr>
-        <w:t>Decision : A QUALIFIER</w:t>
-      </w:r>
-    </w:p>
-    <w:p>
-      <w:pPr>
-        <w:pStyle w:val="Heading3"/>
-        <w:spacing w:line="264" w:lineRule="auto"/>
-      </w:pPr>
-      <w:r>
-        <w:rPr>
-          <w:rFonts w:ascii="Calibri" w:hAnsi="Calibri"/>
-          <w:b w:val="0"/>
-          <w:i w:val="0"/>
-        </w:rPr>
-        <w:t>6. Accueil - ALI CHELBI CONSULTING</w:t>
-      </w:r>
-    </w:p>
-    <w:p>
-      <w:pPr>
-        <w:spacing w:after="40" w:line="264" w:lineRule="auto"/>
-      </w:pPr>
-      <w:r>
-        <w:rPr>
-          <w:rFonts w:ascii="Calibri" w:hAnsi="Calibri"/>
-          <w:b/>
-          <w:color w:val="565F6C"/>
-          <w:sz w:val="19"/>
-        </w:rPr>
-        <w:t>Source : acc.tn | Score : 3.7/10 | TJM : non specific</w:t>
-      </w:r>
-      <w:r>
-        <w:rPr>
-          <w:rFonts w:ascii="Calibri" w:hAnsi="Calibri"/>
-          <w:b/>
-          <w:color w:val="565F6C"/>
-          <w:sz w:val="19"/>
-        </w:rPr>
-        <w:t xml:space="preserve"> | </w:t>
-      </w:r>
-      <w:hyperlink r:id="rId16">
-        <w:r>
-          <w:rPr>
-            <w:color w:val="0563C1"/>
-            <w:u w:val="single"/>
-          </w:rPr>
-          <w:t>https://www.acc.tn/</w:t>
-        </w:r>
-      </w:hyperlink>
     </w:p>
     <w:p>
       <w:pPr>
@@ -658,7 +1363,7 @@
           <w:rFonts w:ascii="Calibri" w:hAnsi="Calibri"/>
           <w:sz w:val="21"/>
         </w:rPr>
-        <w:t>Description : ACC est un bureau d'études et de conseil œuvrant pour accompagner les organisations publiques et privées en Tunisie et en Afrique.</w:t>
+        <w:t>Description : Notre client, un large employeur de la région lémanique avec plus de 10K employés, recherche actuellement à s'adjoindre les services d'un(e) Chef(fe) de projet senior.</w:t>
       </w:r>
     </w:p>
     <w:p>
@@ -671,7 +1376,20 @@
           <w:rFonts w:ascii="Calibri" w:hAnsi="Calibri"/>
           <w:sz w:val="21"/>
         </w:rPr>
-        <w:t>Fit competences : conseil</w:t>
+        <w:t>Fit competences : chef de projet</w:t>
+      </w:r>
+    </w:p>
+    <w:p>
+      <w:pPr>
+        <w:pStyle w:val="ListBullet"/>
+        <w:spacing w:after="80"/>
+      </w:pPr>
+      <w:r>
+        <w:rPr>
+          <w:rFonts w:ascii="Calibri" w:hAnsi="Calibri"/>
+          <w:sz w:val="21"/>
+        </w:rPr>
+        <w:t>Secteur concordant : services</w:t>
       </w:r>
     </w:p>
     <w:p>
@@ -714,6 +1432,20 @@
     </w:p>
     <w:p>
       <w:pPr>
+        <w:pStyle w:val="Heading2"/>
+        <w:spacing w:line="264" w:lineRule="auto"/>
+      </w:pPr>
+      <w:r>
+        <w:rPr>
+          <w:rFonts w:ascii="Calibri" w:hAnsi="Calibri"/>
+          <w:b w:val="0"/>
+          <w:i w:val="0"/>
+        </w:rPr>
+        <w:t>Missions a cibler cette semaine :</w:t>
+      </w:r>
+    </w:p>
+    <w:p>
+      <w:pPr>
         <w:pStyle w:val="ListBullet"/>
         <w:spacing w:after="80"/>
       </w:pPr>
@@ -722,7 +1454,7 @@
           <w:rFonts w:ascii="Calibri" w:hAnsi="Calibri"/>
           <w:sz w:val="21"/>
         </w:rPr>
-        <w:t>Aucune mission prioritaire detectee ce cycle.</w:t>
+        <w:t>Product Owner PIM (H/F) - free-work.com (TJM: non communiqué)</w:t>
       </w:r>
     </w:p>
     <w:p>
@@ -735,7 +1467,46 @@
           <w:rFonts w:ascii="Calibri" w:hAnsi="Calibri"/>
           <w:sz w:val="21"/>
         </w:rPr>
-        <w:t>Je te suggere d'elargir les criteres de recherche pour trouver plus de missions.</w:t>
+        <w:t>Product Owner Services Numeriques - free-work.com (TJM: non communiqué)</w:t>
+      </w:r>
+    </w:p>
+    <w:p>
+      <w:pPr>
+        <w:pStyle w:val="ListBullet"/>
+        <w:spacing w:after="80"/>
+      </w:pPr>
+      <w:r>
+        <w:rPr>
+          <w:rFonts w:ascii="Calibri" w:hAnsi="Calibri"/>
+          <w:sz w:val="21"/>
+        </w:rPr>
+        <w:t>Product Owner Service Numerique - free-work.com (TJM: non communiqué)</w:t>
+      </w:r>
+    </w:p>
+    <w:p>
+      <w:pPr>
+        <w:pStyle w:val="ListBullet"/>
+        <w:spacing w:after="80"/>
+      </w:pPr>
+      <w:r>
+        <w:rPr>
+          <w:rFonts w:ascii="Calibri" w:hAnsi="Calibri"/>
+          <w:sz w:val="21"/>
+        </w:rPr>
+        <w:t>Cette semaine, aucune mission avec un TJM annonce dans la fourchette visee, mais plusieurs pistes pertinentes a explorer.</w:t>
+      </w:r>
+    </w:p>
+    <w:p>
+      <w:pPr>
+        <w:pStyle w:val="ListBullet"/>
+        <w:spacing w:after="80"/>
+      </w:pPr>
+      <w:r>
+        <w:rPr>
+          <w:rFonts w:ascii="Calibri" w:hAnsi="Calibri"/>
+          <w:sz w:val="21"/>
+        </w:rPr>
+        <w:t>Je continue de surveiller les nouvelles publications la semaine prochaine.</w:t>
       </w:r>
     </w:p>
     <w:p>
